--- a/hive/DOCUMENTATION/Claude_Manager_Version_History.docx
+++ b/hive/DOCUMENTATION/Claude_Manager_Version_History.docx
@@ -810,6 +810,47 @@
       </w:tr>
     </w:tbl>
     <w:p/>
+    <w:p>
+      <w:pPr>
+        <w:pStyle w:val="Heading1"/>
+      </w:pPr>
+      <w:r>
+        <w:t>Version History — 2026-06-17 14:31</w:t>
+      </w:r>
+    </w:p>
+    <w:p>
+      <w:r>
+        <w:rPr>
+          <w:b/>
+          <w:sz w:val="24"/>
+        </w:rPr>
+        <w:t>CoWork Dispatch — Pending queue cleanup &amp; Claude approval authority</w:t>
+      </w:r>
+    </w:p>
+    <w:p>
+      <w:pPr>
+        <w:pStyle w:val="ListBullet"/>
+      </w:pPr>
+      <w:r>
+        <w:t>inspector.py: file_dispatch() now idempotent (dedup by project_id+check_id while open).</w:t>
+      </w:r>
+    </w:p>
+    <w:p>
+      <w:pPr>
+        <w:pStyle w:val="ListBullet"/>
+      </w:pPr>
+      <w:r>
+        <w:t>dashboard server.py: render_dispatch() filters out source=hive_inspector / type=compliance.</w:t>
+      </w:r>
+    </w:p>
+    <w:p>
+      <w:pPr>
+        <w:pStyle w:val="ListBullet"/>
+      </w:pPr>
+      <w:r>
+        <w:t>tools/dispatch_admin.py added (v1).</w:t>
+      </w:r>
+    </w:p>
     <w:sectPr>
       <w:pgSz w:w="12240" w:h="15840"/>
       <w:pgMar w:top="1440" w:right="1800" w:bottom="1440" w:left="1800" w:header="720" w:footer="720" w:gutter="0"/>
